--- a/submission/shared/test-plan.docx
+++ b/submission/shared/test-plan.docx
@@ -17071,7 +17071,7 @@
     </w:p>
     <w:p>
       <w:r>
-        <w:t xml:space="preserve">What the re-run still does not cover is unchanged: </w:t>
+        <w:t xml:space="preserve">What that re-run did not cover, and where it stands now: </w:t>
       </w:r>
       <w:r>
         <w:rPr>
@@ -17091,7 +17091,17 @@
         <w:t>TC-16</w:t>
       </w:r>
       <w:r>
-        <w:t xml:space="preserve"> have still never been run, the user-task variables are still supplied with the completion call rather than by a signed-in user (</w:t>
+        <w:t xml:space="preserve"> were not run at that point - both were driven on 15 October at </w:t>
+      </w:r>
+      <w:r>
+        <w:rPr>
+          <w:rFonts w:ascii="Consolas" w:hAnsi="Consolas"/>
+          <w:sz w:val="17"/>
+        </w:rPr>
+        <w:t>378b319</w:t>
+      </w:r>
+      <w:r>
+        <w:t xml:space="preserve"> - the user-task variables are supplied with the completion call rather than by a signed-in user (</w:t>
       </w:r>
       <w:r>
         <w:rPr>
@@ -17101,7 +17111,7 @@
         <w:t>DEF-08</w:t>
       </w:r>
       <w:r>
-        <w:t>), role-based access cannot be exercised at all (</w:t>
+        <w:t>), and role-based access cannot be exercised (</w:t>
       </w:r>
       <w:r>
         <w:rPr>
@@ -17111,7 +17121,7 @@
         <w:t>DEF-07</w:t>
       </w:r>
       <w:r>
-        <w:t xml:space="preserve">), and the one condition </w:t>
+        <w:t xml:space="preserve">); the last two remain open. The condition </w:t>
       </w:r>
       <w:r>
         <w:rPr>
@@ -17121,7 +17131,7 @@
         <w:t>DEF-14</w:t>
       </w:r>
       <w:r>
-        <w:t xml:space="preserve"> leaves on an activity's only outgoing flow is still documentation of intent rather than a guard.</w:t>
+        <w:t xml:space="preserve"> then left on an activity's only outgoing flow was documentation of intent rather than a guard; it now decides at a gateway (2026-10-19).</w:t>
       </w:r>
     </w:p>
     <w:p>
